--- a/Arquitectura de Sistemas Computacionales/Kit docente/Clase 1/Quiz Clase 1 - CLAVE DOCENTE.docx
+++ b/Arquitectura de Sistemas Computacionales/Kit docente/Clase 1/Quiz Clase 1 - CLAVE DOCENTE.docx
@@ -61,7 +61,7 @@
           <w:color w:val="2B2B2B"/>
           <w:sz w:val="22"/>
         </w:rPr>
-        <w:t>¿Qué diferencia principal hay entre «tener un servidor en un cuarto» y un diseño cloud?</w:t>
+        <w:t>¿Qué hace que un dominio sea concreto y no genérico?</w:t>
       </w:r>
     </w:p>
     <w:p>
@@ -77,7 +77,7 @@
           <w:color w:val="2B2B2B"/>
           <w:sz w:val="22"/>
         </w:rPr>
-        <w:t>Respuesta: Cloud: recursos elásticos/automatizados bajo demanda; on-prem: capacidad fija y operación local.</w:t>
+        <w:t>Respuesta: Que nombre a quién sufre el problema con un rol y cómo se mide con una cifra; si el enunciado sirve para cualquier sistema, es genérico.</w:t>
       </w:r>
     </w:p>
     <w:p>
